--- a/docs/AI機器人固定問答範本.docx
+++ b/docs/AI機器人固定問答範本.docx
@@ -1813,7 +1813,7 @@
                 <w:b w:val="0"/>
                 <w:sz w:val="17"/>
               </w:rPr>
-              <w:t>風險、要注意、危險、擔心、地雷、注意什麼</w:t>
+              <w:t>主要風險、風險是什麼、風險、要注意、危險、擔心、地雷、注意什麼</w:t>
             </w:r>
           </w:p>
         </w:tc>
@@ -11412,7 +11412,7 @@
           <w:rFonts w:ascii="Microsoft JhengHei" w:hAnsi="Microsoft JhengHei" w:eastAsia="微軟正黑體"/>
           <w:b w:val="0"/>
         </w:rPr>
-        <w:t>單日漲跌通常沒有單一原因，我給你數據面的線索：　⏎ ・比特幣近期：1 日 +2.24%、7 日 -1.87%、30 日 -16.06%　⏎ ・動能：RSI 36.8（偏弱）；MACD 黃金交叉。　⏎ ・量能：成交量：量略增 1.2x。　⏎ ・近 3 天相關新聞：看多 17 / 看空 27 則（「市場情緒／新聞」面板可看標題）　⏎ 　⏎ 媒體的「因為 XX 所以漲跌」多半是事後歸因；看數據比找理由可靠。</w:t>
+        <w:t>單日漲跌通常沒有單一原因，我給你數據面的線索：　⏎ ・比特幣近期：1 日 +2.24%、7 日 -1.87%、30 日 -16.06%　⏎ ・動能：RSI 36.8（偏弱）；MACD 黃金交叉。　⏎ ・量能：成交量：量略增 1.2x。　⏎ ・近 3 天相關新聞：看多 19 / 看空 28 則（「市場情緒／新聞」面板可看標題）　⏎ 　⏎ 媒體的「因為 XX 所以漲跌」多半是事後歸因；看數據比找理由可靠。</w:t>
       </w:r>
     </w:p>
     <w:p>

--- a/docs/AI機器人固定問答範本.docx
+++ b/docs/AI機器人固定問答範本.docx
@@ -140,7 +140,7 @@
                 <w:b w:val="0"/>
                 <w:sz w:val="19"/>
               </w:rPr>
-              <w:t>64 條模板 + 5 類幣種知識意圖；取最長命中關鍵詞</w:t>
+              <w:t>65 條模板 + 5 類幣種知識意圖；取最長命中關鍵詞</w:t>
             </w:r>
           </w:p>
         </w:tc>
@@ -940,7 +940,7 @@
         <w:pStyle w:val="Heading2"/>
       </w:pPr>
       <w:r>
-        <w:t>三、固定問答庫（64 條，請逐條追認）</w:t>
+        <w:t>三、固定問答庫（65 條，請逐條追認）</w:t>
       </w:r>
     </w:p>
     <w:tbl>
@@ -9952,6 +9952,170 @@
                 <w:b w:val="0"/>
                 <w:sz w:val="17"/>
               </w:rPr>
+              <w:t>可以查以前（歷史）的數據嗎？</w:t>
+            </w:r>
+          </w:p>
+        </w:tc>
+        <w:tc>
+          <w:tcPr>
+            <w:tcW w:type="dxa" w:w="1928"/>
+          </w:tcPr>
+          <w:p>
+            <w:r>
+              <w:rPr>
+                <w:sz w:val="17"/>
+              </w:rPr>
+            </w:r>
+            <w:r>
+              <w:rPr>
+                <w:rFonts w:ascii="Microsoft JhengHei" w:hAnsi="Microsoft JhengHei" w:eastAsia="微軟正黑體"/>
+                <w:b w:val="0"/>
+                <w:sz w:val="17"/>
+              </w:rPr>
+              <w:t>歷史數據、查以前、過去的數據、歷史查詢、以前的指標、之前的價格、歷史價格</w:t>
+            </w:r>
+          </w:p>
+        </w:tc>
+        <w:tc>
+          <w:tcPr>
+            <w:tcW w:type="dxa" w:w="4535"/>
+          </w:tcPr>
+          <w:p>
+            <w:r>
+              <w:rPr>
+                <w:sz w:val="17"/>
+              </w:rPr>
+            </w:r>
+            <w:r>
+              <w:rPr>
+                <w:rFonts w:ascii="Microsoft JhengHei" w:hAnsi="Microsoft JhengHei" w:eastAsia="微軟正黑體"/>
+                <w:b w:val="0"/>
+                <w:sz w:val="17"/>
+              </w:rPr>
+              <w:t>可以！直接把「日期＋想看的東西」講給我聽就行：</w:t>
+              <w:br/>
+              <w:t>・</w:t>
+            </w:r>
+            <w:r>
+              <w:rPr>
+                <w:rFonts w:ascii="Microsoft JhengHei" w:hAnsi="Microsoft JhengHei" w:eastAsia="微軟正黑體"/>
+                <w:b/>
+                <w:sz w:val="17"/>
+              </w:rPr>
+              <w:t>單日快照</w:t>
+            </w:r>
+            <w:r>
+              <w:rPr>
+                <w:rFonts w:ascii="Microsoft JhengHei" w:hAnsi="Microsoft JhengHei" w:eastAsia="微軟正黑體"/>
+                <w:b w:val="0"/>
+                <w:sz w:val="17"/>
+              </w:rPr>
+              <w:t>：「{幣名} 6月15日的 RSI」「2026-06-01 收盤多少」「昨天的價格」「三天前的數據」</w:t>
+              <w:br/>
+              <w:t>・</w:t>
+            </w:r>
+            <w:r>
+              <w:rPr>
+                <w:rFonts w:ascii="Microsoft JhengHei" w:hAnsi="Microsoft JhengHei" w:eastAsia="微軟正黑體"/>
+                <w:b/>
+                <w:sz w:val="17"/>
+              </w:rPr>
+              <w:t>月度回顧</w:t>
+            </w:r>
+            <w:r>
+              <w:rPr>
+                <w:rFonts w:ascii="Microsoft JhengHei" w:hAnsi="Microsoft JhengHei" w:eastAsia="微軟正黑體"/>
+                <w:b w:val="0"/>
+                <w:sz w:val="17"/>
+              </w:rPr>
+              <w:t>：「{幣名} 上個月漲多少」「6 月表現如何」</w:t>
+              <w:br/>
+              <w:br/>
+              <w:t>我會直接查資料庫的真實歷史（日線約從 2021 年 7 月起），回覆當日開高低收、RSI/MACD、均線與信心分數。</w:t>
+              <w:br/>
+              <w:br/>
+              <w:t>也可以在蠟燭圖用「📅 自訂」選日期區間自己看圖。</w:t>
+            </w:r>
+          </w:p>
+        </w:tc>
+        <w:tc>
+          <w:tcPr>
+            <w:tcW w:type="dxa" w:w="510"/>
+          </w:tcPr>
+          <w:p>
+            <w:r>
+              <w:rPr>
+                <w:sz w:val="17"/>
+              </w:rPr>
+            </w:r>
+            <w:r>
+              <w:rPr>
+                <w:rFonts w:ascii="Microsoft JhengHei" w:hAnsi="Microsoft JhengHei" w:eastAsia="微軟正黑體"/>
+                <w:b w:val="0"/>
+                <w:sz w:val="17"/>
+              </w:rPr>
+              <w:t>□</w:t>
+            </w:r>
+          </w:p>
+        </w:tc>
+      </w:tr>
+      <w:tr>
+        <w:tc>
+          <w:tcPr>
+            <w:tcW w:type="dxa" w:w="454"/>
+          </w:tcPr>
+          <w:p>
+            <w:r>
+              <w:rPr>
+                <w:sz w:val="17"/>
+              </w:rPr>
+            </w:r>
+            <w:r>
+              <w:rPr>
+                <w:rFonts w:ascii="Microsoft JhengHei" w:hAnsi="Microsoft JhengHei" w:eastAsia="微軟正黑體"/>
+                <w:b w:val="0"/>
+                <w:sz w:val="17"/>
+              </w:rPr>
+              <w:t>59</w:t>
+            </w:r>
+          </w:p>
+        </w:tc>
+        <w:tc>
+          <w:tcPr>
+            <w:tcW w:type="dxa" w:w="680"/>
+          </w:tcPr>
+          <w:p>
+            <w:r>
+              <w:rPr>
+                <w:sz w:val="17"/>
+              </w:rPr>
+            </w:r>
+            <w:r>
+              <w:rPr>
+                <w:rFonts w:ascii="Microsoft JhengHei" w:hAnsi="Microsoft JhengHei" w:eastAsia="微軟正黑體"/>
+                <w:b w:val="0"/>
+                <w:sz w:val="17"/>
+              </w:rPr>
+              <w:t>平台</w:t>
+            </w:r>
+          </w:p>
+        </w:tc>
+        <w:tc>
+          <w:tcPr>
+            <w:tcW w:type="dxa" w:w="1701"/>
+          </w:tcPr>
+          <w:p>
+            <w:r>
+              <w:rPr>
+                <w:sz w:val="17"/>
+              </w:rPr>
+            </w:r>
+            <w:r>
+              <w:rPr>
+                <w:rFonts w:ascii="Microsoft JhengHei" w:hAnsi="Microsoft JhengHei" w:eastAsia="微軟正黑體"/>
+                <w:b w:val="0"/>
+                <w:sz w:val="17"/>
+              </w:rPr>
               <w:t>資料多久更新一次？</w:t>
             </w:r>
           </w:p>
@@ -10059,7 +10223,7 @@
                 <w:b w:val="0"/>
                 <w:sz w:val="17"/>
               </w:rPr>
-              <w:t>59</w:t>
+              <w:t>60</w:t>
             </w:r>
           </w:p>
         </w:tc>
@@ -10216,7 +10380,7 @@
                 <w:b w:val="0"/>
                 <w:sz w:val="17"/>
               </w:rPr>
-              <w:t>60</w:t>
+              <w:t>61</w:t>
             </w:r>
           </w:p>
         </w:tc>
@@ -10363,7 +10527,7 @@
                 <w:b w:val="0"/>
                 <w:sz w:val="17"/>
               </w:rPr>
-              <w:t>61</w:t>
+              <w:t>62</w:t>
             </w:r>
           </w:p>
         </w:tc>
@@ -10542,7 +10706,7 @@
                 <w:b w:val="0"/>
                 <w:sz w:val="17"/>
               </w:rPr>
-              <w:t>62</w:t>
+              <w:t>63</w:t>
             </w:r>
           </w:p>
         </w:tc>
@@ -10673,7 +10837,7 @@
                 <w:b w:val="0"/>
                 <w:sz w:val="17"/>
               </w:rPr>
-              <w:t>63</w:t>
+              <w:t>64</w:t>
             </w:r>
           </w:p>
         </w:tc>
@@ -10813,7 +10977,7 @@
                 <w:b w:val="0"/>
                 <w:sz w:val="17"/>
               </w:rPr>
-              <w:t>64</w:t>
+              <w:t>65</w:t>
             </w:r>
           </w:p>
         </w:tc>
@@ -11384,7 +11548,7 @@
           <w:rFonts w:ascii="Microsoft JhengHei" w:hAnsi="Microsoft JhengHei" w:eastAsia="微軟正黑體"/>
           <w:b w:val="0"/>
         </w:rPr>
-        <w:t xml:space="preserve">　⏎ ・📈 趨勢：均線空頭排列；長期趨勢跌破 MA200 (75,248)。　⏎ ・⚡ 動能：RSI 36.8（偏弱）；MACD 黃金交叉。　⏎ ・📊 量能：成交量：量略增 1.2x。　⏎ ・🎯 位置：布林通道：下半段 22%。　⏎ 　⏎ 💡 多空拉鋸、方向不明。此時進出場勝率都不高，建議觀望，等訊號分數突破 65 或跌破 35 再行動。　⏎ 　⏎ ⚠️ 技術面教學分析，不是投資建議，資金請自行控管。</w:t>
+        <w:t xml:space="preserve">　⏎ ・📈 趨勢：均線空頭排列；長期趨勢跌破 MA200 ($75,248)。　⏎ ・⚡ 動能：RSI 36.8（偏弱）；MACD 黃金交叉。　⏎ ・📊 量能：成交量：量略增 1.2x。　⏎ ・🎯 位置：布林通道：下半段 22%。　⏎ 　⏎ 💡 多空拉鋸、方向不明。此時進出場勝率都不高，建議觀望，等訊號分數突破 65 或跌破 35 再行動。　⏎ 　⏎ ⚠️ 技術面教學分析，不是投資建議，資金請自行控管。</w:t>
       </w:r>
     </w:p>
     <w:p>
@@ -11412,7 +11576,7 @@
           <w:rFonts w:ascii="Microsoft JhengHei" w:hAnsi="Microsoft JhengHei" w:eastAsia="微軟正黑體"/>
           <w:b w:val="0"/>
         </w:rPr>
-        <w:t>單日漲跌通常沒有單一原因，我給你數據面的線索：　⏎ ・比特幣近期：1 日 +2.24%、7 日 -1.87%、30 日 -16.06%　⏎ ・動能：RSI 36.8（偏弱）；MACD 黃金交叉。　⏎ ・量能：成交量：量略增 1.2x。　⏎ ・近 3 天相關新聞：看多 19 / 看空 28 則（「市場情緒／新聞」面板可看標題）　⏎ 　⏎ 媒體的「因為 XX 所以漲跌」多半是事後歸因；看數據比找理由可靠。</w:t>
+        <w:t>單日漲跌通常沒有單一原因，我給你數據面的線索：　⏎ ・比特幣近期：1 日 +2.24%、7 日 -1.87%、30 日 -16.06%　⏎ ・動能：RSI 36.8（偏弱）；MACD 黃金交叉。　⏎ ・量能：成交量：量略增 1.2x。　⏎ ・近 3 天相關新聞：看多 20 / 看空 28 則（「市場情緒／新聞」面板可看標題）　⏎ 　⏎ 媒體的「因為 XX 所以漲跌」多半是事後歸因；看數據比找理由可靠。</w:t>
       </w:r>
     </w:p>
     <w:p>

--- a/docs/AI機器人固定問答範本.docx
+++ b/docs/AI機器人固定問答範本.docx
@@ -9992,7 +9992,7 @@
                 <w:b w:val="0"/>
                 <w:sz w:val="17"/>
               </w:rPr>
-              <w:t>可以！直接把「日期＋想看的東西」講給我聽就行：</w:t>
+              <w:t>可以！怎麼問都行，把「時間＋想看的東西」講給我聽：</w:t>
               <w:br/>
               <w:t>・</w:t>
             </w:r>
@@ -10002,15 +10002,15 @@
                 <w:b/>
                 <w:sz w:val="17"/>
               </w:rPr>
-              <w:t>單日快照</w:t>
-            </w:r>
-            <w:r>
-              <w:rPr>
-                <w:rFonts w:ascii="Microsoft JhengHei" w:hAnsi="Microsoft JhengHei" w:eastAsia="微軟正黑體"/>
-                <w:b w:val="0"/>
-                <w:sz w:val="17"/>
-              </w:rPr>
-              <w:t>：「{幣名} 6月15日的 RSI」「2026-06-01 收盤多少」「昨天的價格」「三天前的數據」</w:t>
+              <w:t>單日</w:t>
+            </w:r>
+            <w:r>
+              <w:rPr>
+                <w:rFonts w:ascii="Microsoft JhengHei" w:hAnsi="Microsoft JhengHei" w:eastAsia="微軟正黑體"/>
+                <w:b w:val="0"/>
+                <w:sz w:val="17"/>
+              </w:rPr>
+              <w:t>：「6月15日的RSI」「2024/12/20 狀況」「去年12月20日」「12/25 的價格」「昨天」「兩天前」「三週前」「上個月20號」「半年前」「一年前的今天」</w:t>
               <w:br/>
               <w:t>・</w:t>
             </w:r>
@@ -10020,21 +10020,18 @@
                 <w:b/>
                 <w:sz w:val="17"/>
               </w:rPr>
-              <w:t>月度回顧</w:t>
-            </w:r>
-            <w:r>
-              <w:rPr>
-                <w:rFonts w:ascii="Microsoft JhengHei" w:hAnsi="Microsoft JhengHei" w:eastAsia="微軟正黑體"/>
-                <w:b w:val="0"/>
-                <w:sz w:val="17"/>
-              </w:rPr>
-              <w:t>：「{幣名} 上個月漲多少」「6 月表現如何」</w:t>
+              <w:t>區間回顧</w:t>
+            </w:r>
+            <w:r>
+              <w:rPr>
+                <w:rFonts w:ascii="Microsoft JhengHei" w:hAnsi="Microsoft JhengHei" w:eastAsia="微軟正黑體"/>
+                <w:b w:val="0"/>
+                <w:sz w:val="17"/>
+              </w:rPr>
+              <w:t>：「上個月漲多少」「去年第四季表現」「今年Q1」「2024年底」「去年表現如何」「今年以來漲多少」</w:t>
               <w:br/>
               <w:br/>
-              <w:t>我會直接查資料庫的真實歷史（日線約從 2021 年 7 月起），回覆當日開高低收、RSI/MACD、均線與信心分數。</w:t>
-              <w:br/>
-              <w:br/>
-              <w:t>也可以在蠟燭圖用「📅 自訂」選日期區間自己看圖。</w:t>
+              <w:t>我會直接查資料庫的真實歷史（日線約從 2021 年 7 月起），回覆開高低收、RSI/MACD、均線與信心分數；超出範圍會告訴你可查區間並給最接近的快照。</w:t>
             </w:r>
           </w:p>
         </w:tc>

--- a/docs/AI機器人固定問答範本.docx
+++ b/docs/AI機器人固定問答範本.docx
@@ -10010,7 +10010,7 @@
                 <w:b w:val="0"/>
                 <w:sz w:val="17"/>
               </w:rPr>
-              <w:t>：「6月15日的RSI」「2024/12/20 狀況」「去年12月20日」「12/25 的價格」「昨天」「兩天前」「三週前」「上個月20號」「半年前」「一年前的今天」</w:t>
+              <w:t>：「6月15日的RSI」「2024/12/20 狀況」「去年12月20日」「12/25 的價格」「昨天」「兩天前」「上個月20號」「一年前的今天」</w:t>
               <w:br/>
               <w:t>・</w:t>
             </w:r>
@@ -10020,7 +10020,25 @@
                 <w:b/>
                 <w:sz w:val="17"/>
               </w:rPr>
-              <w:t>區間回顧</w:t>
+              <w:t>近期區間</w:t>
+            </w:r>
+            <w:r>
+              <w:rPr>
+                <w:rFonts w:ascii="Microsoft JhengHei" w:hAnsi="Microsoft JhengHei" w:eastAsia="微軟正黑體"/>
+                <w:b w:val="0"/>
+                <w:sz w:val="17"/>
+              </w:rPr>
+              <w:t>：「這五天狀況」「近7天」「過去三週表現」「最近一個月」「近半年」「過去一年」</w:t>
+              <w:br/>
+              <w:t>・</w:t>
+            </w:r>
+            <w:r>
+              <w:rPr>
+                <w:rFonts w:ascii="Microsoft JhengHei" w:hAnsi="Microsoft JhengHei" w:eastAsia="微軟正黑體"/>
+                <w:b/>
+                <w:sz w:val="17"/>
+              </w:rPr>
+              <w:t>特定區間</w:t>
             </w:r>
             <w:r>
               <w:rPr>
